--- a/day 10.docx
+++ b/day 10.docx
@@ -4,86 +4,175 @@
   <w:body>
     <w:p>
       <w:pPr>
-        <w:rPr>
-          <w:b/>
-          <w:bCs/>
-          <w:color w:val="C45911" w:themeColor="accent2" w:themeShade="BF"/>
-        </w:rPr>
-      </w:pPr>
-      <w:r>
-        <w:rPr>
-          <w:b/>
-          <w:bCs/>
-          <w:color w:val="C45911" w:themeColor="accent2" w:themeShade="BF"/>
-        </w:rPr>
-        <w:t>19. Do you have any questions for us?</w:t>
-      </w:r>
-    </w:p>
-    <w:p/>
-    <w:p>
-      <w:r>
-        <w:t xml:space="preserve">Yes, I would like to know what the initial training process looks like for freshers. </w:t>
-      </w:r>
-    </w:p>
-    <w:p>
-      <w:r>
-        <w:t xml:space="preserve">I would also like to understand what skills or qualities you expect from someone in this role during the first six months. </w:t>
-      </w:r>
-    </w:p>
-    <w:p>
-      <w:r>
-        <w:t>Finally, I would be interested to know how the company supports learning and professional growth for new employees.</w:t>
-      </w:r>
-    </w:p>
-    <w:p/>
-    <w:p>
-      <w:r>
-        <w:t>2</w:t>
-      </w:r>
-      <w:r>
-        <w:rPr>
-          <w:bCs/>
-          <w:color w:val="000000" w:themeColor="text1"/>
-          <w14:shadow w14:blurRad="38100" w14:dist="19050" w14:dir="2700000" w14:sx="100000" w14:sy="100000" w14:kx="0" w14:ky="0" w14:algn="tl">
-            <w14:schemeClr w14:val="dk1">
-              <w14:alpha w14:val="60000"/>
-            </w14:schemeClr>
-          </w14:shadow>
-          <w14:textOutline w14:w="0" w14:cap="flat" w14:cmpd="sng" w14:algn="ctr">
-            <w14:noFill/>
-            <w14:prstDash w14:val="solid"/>
-            <w14:round/>
-          </w14:textOutline>
-        </w:rPr>
-        <w:t>0. Why should we select you as a fresher when you don't have experience?</w:t>
-      </w:r>
-    </w:p>
-    <w:p/>
-    <w:p>
-      <w:r>
-        <w:t xml:space="preserve">I understand that I don't have industry experience yet, but I have built a foundation through my education, projects, and practical </w:t>
-      </w:r>
-      <w:r>
+        <w:pStyle w:val="ListParagraph"/>
+        <w:numPr>
+          <w:ilvl w:val="0"/>
+          <w:numId w:val="1"/>
+        </w:numPr>
         <w:rPr>
           <w:b/>
           <w:bCs/>
         </w:rPr>
-        <w:t>learning</w:t>
-      </w:r>
-      <w:r>
-        <w:t>.</w:t>
+      </w:pPr>
+      <w:r>
+        <w:rPr>
+          <w:b/>
+          <w:bCs/>
+        </w:rPr>
+        <w:t>Why should we hire you when there are candidates more skilled than you?</w:t>
       </w:r>
     </w:p>
     <w:p>
-      <w:r>
-        <w:t xml:space="preserve"> I am ready to apply that knowledge in a professional environment. I also understand that a fresher needs to prove themselves through their work.</w:t>
+      <w:pPr>
+        <w:rPr>
+          <w:b/>
+          <w:bCs/>
+        </w:rPr>
+      </w:pPr>
+      <w:r>
+        <w:rPr>
+          <w:b/>
+          <w:bCs/>
+        </w:rPr>
+        <w:t>Ans--&gt;</w:t>
       </w:r>
     </w:p>
     <w:p>
       <w:r>
-        <w:t xml:space="preserve"> If given the opportunity, I will focus on understanding the company's processes, contributing to my team, and gradually taking on more responsibility.</w:t>
+        <w:t>I understand that there may be candidates who have more technical experience than me.</w:t>
+      </w:r>
+      <w:r>
+        <w:br/>
+        <w:t>But I believe I can bring a strong learning attitude and a positive approach to the team.</w:t>
+      </w:r>
+      <w:r>
+        <w:br/>
+        <w:t>As a fresher, I am open to learning new technologies and processes.</w:t>
+      </w:r>
+      <w:r>
+        <w:br/>
+        <w:t>I don't hesitate to ask questions when I don't understand something.</w:t>
+      </w:r>
+      <w:r>
+        <w:br/>
+        <w:t>I also take responsibility for the work assigned to me.</w:t>
+      </w:r>
+      <w:r>
+        <w:br/>
+        <w:t>During my academic projects, I learned how to work with teammates and complete tasks within deadlines.</w:t>
+      </w:r>
+      <w:r>
+        <w:br/>
+        <w:t>I believe technical skills can improve with proper training and practice.</w:t>
+      </w:r>
+      <w:r>
+        <w:br/>
+        <w:t>What is important is the willingness to learn and improve continuously.</w:t>
+      </w:r>
+      <w:r>
+        <w:br/>
+        <w:t>I am comfortable receiving feedback and working on my mistakes.</w:t>
+      </w:r>
+      <w:r>
+        <w:br/>
+        <w:t>I can adapt to a new environment quickly.</w:t>
+      </w:r>
+      <w:r>
+        <w:br/>
+        <w:t>I will also make sure that my work contributes to the team's goals.</w:t>
+      </w:r>
+      <w:r>
+        <w:br/>
+        <w:t>So, although I may be a fresher, I believe I can become a valuable employee with the right opportunity.</w:t>
       </w:r>
     </w:p>
+    <w:p/>
+    <w:p>
+      <w:pPr>
+        <w:pStyle w:val="ListParagraph"/>
+        <w:numPr>
+          <w:ilvl w:val="0"/>
+          <w:numId w:val="1"/>
+        </w:numPr>
+        <w:rPr>
+          <w:b/>
+          <w:bCs/>
+        </w:rPr>
+      </w:pPr>
+      <w:r>
+        <w:rPr>
+          <w:b/>
+          <w:bCs/>
+        </w:rPr>
+        <w:t>Tell me one reason why we should NOT hire you.</w:t>
+      </w:r>
+    </w:p>
+    <w:p>
+      <w:pPr>
+        <w:rPr>
+          <w:b/>
+          <w:bCs/>
+        </w:rPr>
+      </w:pPr>
+      <w:r>
+        <w:rPr>
+          <w:b/>
+          <w:bCs/>
+        </w:rPr>
+        <w:t>Ans--&gt;</w:t>
+      </w:r>
+    </w:p>
+    <w:p>
+      <w:r>
+        <w:t>One reason could be that I am a fresher and I don't have extensive industry experience yet.</w:t>
+      </w:r>
+      <w:r>
+        <w:br/>
+        <w:t>I may need some time to understand the company's processes and working environment.</w:t>
+      </w:r>
+      <w:r>
+        <w:br/>
+        <w:t>However, I don't consider this a permanent limitation.</w:t>
+      </w:r>
+      <w:r>
+        <w:br/>
+        <w:t>I am willing to learn from experienced people around me.</w:t>
+      </w:r>
+      <w:r>
+        <w:br/>
+        <w:t>I am comfortable starting with basic responsibilities and gradually taking on more.</w:t>
+      </w:r>
+      <w:r>
+        <w:br/>
+        <w:t>Whenever I face something new, I try to understand it instead of avoiding it.</w:t>
+      </w:r>
+      <w:r>
+        <w:br/>
+        <w:t>I also believe that being a fresher gives me the advantage of being adaptable.</w:t>
+      </w:r>
+      <w:r>
+        <w:br/>
+        <w:t>I don't have fixed habits from previous companies.</w:t>
+      </w:r>
+      <w:r>
+        <w:br/>
+        <w:t>I can learn the organization's way of working from the beginning.</w:t>
+      </w:r>
+      <w:r>
+        <w:br/>
+        <w:t>I take feedback seriously and use it to improve myself.</w:t>
+      </w:r>
+      <w:r>
+        <w:br/>
+        <w:t>So, while my lack of experience may be a weakness today,</w:t>
+      </w:r>
+      <w:r>
+        <w:br/>
+        <w:t>I believe consistent learning can turn it into a strength.</w:t>
+      </w:r>
+    </w:p>
+    <w:p/>
+    <w:p/>
     <w:sectPr>
       <w:pgSz w:w="12240" w:h="15840"/>
       <w:pgMar w:top="1440" w:right="1440" w:bottom="1440" w:left="1440" w:header="708" w:footer="708" w:gutter="0"/>
@@ -92,6 +181,103 @@
     </w:sectPr>
   </w:body>
 </w:document>
+</file>
+
+<file path=word/numbering.xml><?xml version="1.0" encoding="utf-8"?>
+<w:numbering xmlns:wpc="http://schemas.microsoft.com/office/word/2010/wordprocessingCanvas" xmlns:cx="http://schemas.microsoft.com/office/drawing/2014/chartex" xmlns:cx1="http://schemas.microsoft.com/office/drawing/2015/9/8/chartex" xmlns:cx2="http://schemas.microsoft.com/office/drawing/2015/10/21/chartex" xmlns:cx3="http://schemas.microsoft.com/office/drawing/2016/5/9/chartex" xmlns:cx4="http://schemas.microsoft.com/office/drawing/2016/5/10/chartex" xmlns:cx5="http://schemas.microsoft.com/office/drawing/2016/5/11/chartex" xmlns:cx6="http://schemas.microsoft.com/office/drawing/2016/5/12/chartex" xmlns:cx7="http://schemas.microsoft.com/office/drawing/2016/5/13/chartex" xmlns:cx8="http://schemas.microsoft.com/office/drawing/2016/5/14/chartex" xmlns:mc="http://schemas.openxmlformats.org/markup-compatibility/2006" xmlns:aink="http://schemas.microsoft.com/office/drawing/2016/ink" xmlns:am3d="http://schemas.microsoft.com/office/drawing/2017/model3d" xmlns:o="urn:schemas-microsoft-com:office:office" xmlns:oel="http://schemas.microsoft.com/office/2019/extlst" xmlns:r="http://schemas.openxmlformats.org/officeDocument/2006/relationships" xmlns:m="http://schemas.openxmlformats.org/officeDocument/2006/math" xmlns:v="urn:schemas-microsoft-com:vml" xmlns:wp14="http://schemas.microsoft.com/office/word/2010/wordprocessingDrawing" xmlns:wp="http://schemas.openxmlformats.org/drawingml/2006/wordprocessingDrawing" xmlns:w10="urn:schemas-microsoft-com:office:word" xmlns:w="http://schemas.openxmlformats.org/wordprocessingml/2006/main" xmlns:w14="http://schemas.microsoft.com/office/word/2010/wordml" xmlns:w15="http://schemas.microsoft.com/office/word/2012/wordml" xmlns:w16cex="http://schemas.microsoft.com/office/word/2018/wordml/cex" xmlns:w16cid="http://schemas.microsoft.com/office/word/2016/wordml/cid" xmlns:w16="http://schemas.microsoft.com/office/word/2018/wordml" xmlns:w16du="http://schemas.microsoft.com/office/word/2023/wordml/word16du" xmlns:w16sdtdh="http://schemas.microsoft.com/office/word/2020/wordml/sdtdatahash" xmlns:w16sdtfl="http://schemas.microsoft.com/office/word/2024/wordml/sdtformatlock" xmlns:w16se="http://schemas.microsoft.com/office/word/2015/wordml/symex" xmlns:wpg="http://schemas.microsoft.com/office/word/2010/wordprocessingGroup" xmlns:wpi="http://schemas.microsoft.com/office/word/2010/wordprocessingInk" xmlns:wne="http://schemas.microsoft.com/office/word/2006/wordml" xmlns:wps="http://schemas.microsoft.com/office/word/2010/wordprocessingShape" mc:Ignorable="w14 w15 w16se w16cid w16 w16cex w16sdtdh w16sdtfl w16du wp14">
+  <w:abstractNum w:abstractNumId="0" w15:restartNumberingAfterBreak="0">
+    <w:nsid w:val="15A20D44"/>
+    <w:multiLevelType w:val="hybridMultilevel"/>
+    <w:tmpl w:val="1BCE1BA6"/>
+    <w:lvl w:ilvl="0" w:tplc="0409000F">
+      <w:start w:val="1"/>
+      <w:numFmt w:val="decimal"/>
+      <w:lvlText w:val="%1."/>
+      <w:lvlJc w:val="left"/>
+      <w:pPr>
+        <w:ind w:left="720" w:hanging="360"/>
+      </w:pPr>
+      <w:rPr>
+        <w:rFonts w:hint="default"/>
+      </w:rPr>
+    </w:lvl>
+    <w:lvl w:ilvl="1" w:tplc="04090019" w:tentative="1">
+      <w:start w:val="1"/>
+      <w:numFmt w:val="lowerLetter"/>
+      <w:lvlText w:val="%2."/>
+      <w:lvlJc w:val="left"/>
+      <w:pPr>
+        <w:ind w:left="1440" w:hanging="360"/>
+      </w:pPr>
+    </w:lvl>
+    <w:lvl w:ilvl="2" w:tplc="0409001B" w:tentative="1">
+      <w:start w:val="1"/>
+      <w:numFmt w:val="lowerRoman"/>
+      <w:lvlText w:val="%3."/>
+      <w:lvlJc w:val="right"/>
+      <w:pPr>
+        <w:ind w:left="2160" w:hanging="180"/>
+      </w:pPr>
+    </w:lvl>
+    <w:lvl w:ilvl="3" w:tplc="0409000F" w:tentative="1">
+      <w:start w:val="1"/>
+      <w:numFmt w:val="decimal"/>
+      <w:lvlText w:val="%4."/>
+      <w:lvlJc w:val="left"/>
+      <w:pPr>
+        <w:ind w:left="2880" w:hanging="360"/>
+      </w:pPr>
+    </w:lvl>
+    <w:lvl w:ilvl="4" w:tplc="04090019" w:tentative="1">
+      <w:start w:val="1"/>
+      <w:numFmt w:val="lowerLetter"/>
+      <w:lvlText w:val="%5."/>
+      <w:lvlJc w:val="left"/>
+      <w:pPr>
+        <w:ind w:left="3600" w:hanging="360"/>
+      </w:pPr>
+    </w:lvl>
+    <w:lvl w:ilvl="5" w:tplc="0409001B" w:tentative="1">
+      <w:start w:val="1"/>
+      <w:numFmt w:val="lowerRoman"/>
+      <w:lvlText w:val="%6."/>
+      <w:lvlJc w:val="right"/>
+      <w:pPr>
+        <w:ind w:left="4320" w:hanging="180"/>
+      </w:pPr>
+    </w:lvl>
+    <w:lvl w:ilvl="6" w:tplc="0409000F" w:tentative="1">
+      <w:start w:val="1"/>
+      <w:numFmt w:val="decimal"/>
+      <w:lvlText w:val="%7."/>
+      <w:lvlJc w:val="left"/>
+      <w:pPr>
+        <w:ind w:left="5040" w:hanging="360"/>
+      </w:pPr>
+    </w:lvl>
+    <w:lvl w:ilvl="7" w:tplc="04090019" w:tentative="1">
+      <w:start w:val="1"/>
+      <w:numFmt w:val="lowerLetter"/>
+      <w:lvlText w:val="%8."/>
+      <w:lvlJc w:val="left"/>
+      <w:pPr>
+        <w:ind w:left="5760" w:hanging="360"/>
+      </w:pPr>
+    </w:lvl>
+    <w:lvl w:ilvl="8" w:tplc="0409001B" w:tentative="1">
+      <w:start w:val="1"/>
+      <w:numFmt w:val="lowerRoman"/>
+      <w:lvlText w:val="%9."/>
+      <w:lvlJc w:val="right"/>
+      <w:pPr>
+        <w:ind w:left="6480" w:hanging="180"/>
+      </w:pPr>
+    </w:lvl>
+  </w:abstractNum>
+  <w:num w:numId="1" w16cid:durableId="302739206">
+    <w:abstractNumId w:val="0"/>
+  </w:num>
+</w:numbering>
 </file>
 
 <file path=word/styles.xml><?xml version="1.0" encoding="utf-8"?>
@@ -502,7 +688,7 @@
     <w:link w:val="Heading1Char"/>
     <w:uiPriority w:val="9"/>
     <w:qFormat/>
-    <w:rsid w:val="00B91CD5"/>
+    <w:rsid w:val="00E376E1"/>
     <w:pPr>
       <w:keepNext/>
       <w:keepLines/>
@@ -525,7 +711,7 @@
     <w:semiHidden/>
     <w:unhideWhenUsed/>
     <w:qFormat/>
-    <w:rsid w:val="00B91CD5"/>
+    <w:rsid w:val="00E376E1"/>
     <w:pPr>
       <w:keepNext/>
       <w:keepLines/>
@@ -545,10 +731,9 @@
     <w:next w:val="Normal"/>
     <w:link w:val="Heading3Char"/>
     <w:uiPriority w:val="9"/>
-    <w:semiHidden/>
     <w:unhideWhenUsed/>
     <w:qFormat/>
-    <w:rsid w:val="00B91CD5"/>
+    <w:rsid w:val="00E376E1"/>
     <w:pPr>
       <w:keepNext/>
       <w:keepLines/>
@@ -571,7 +756,7 @@
     <w:semiHidden/>
     <w:unhideWhenUsed/>
     <w:qFormat/>
-    <w:rsid w:val="00B91CD5"/>
+    <w:rsid w:val="00E376E1"/>
     <w:pPr>
       <w:keepNext/>
       <w:keepLines/>
@@ -594,7 +779,7 @@
     <w:semiHidden/>
     <w:unhideWhenUsed/>
     <w:qFormat/>
-    <w:rsid w:val="00B91CD5"/>
+    <w:rsid w:val="00E376E1"/>
     <w:pPr>
       <w:keepNext/>
       <w:keepLines/>
@@ -615,7 +800,7 @@
     <w:semiHidden/>
     <w:unhideWhenUsed/>
     <w:qFormat/>
-    <w:rsid w:val="00B91CD5"/>
+    <w:rsid w:val="00E376E1"/>
     <w:pPr>
       <w:keepNext/>
       <w:keepLines/>
@@ -638,7 +823,7 @@
     <w:semiHidden/>
     <w:unhideWhenUsed/>
     <w:qFormat/>
-    <w:rsid w:val="00B91CD5"/>
+    <w:rsid w:val="00E376E1"/>
     <w:pPr>
       <w:keepNext/>
       <w:keepLines/>
@@ -659,7 +844,7 @@
     <w:semiHidden/>
     <w:unhideWhenUsed/>
     <w:qFormat/>
-    <w:rsid w:val="00B91CD5"/>
+    <w:rsid w:val="00E376E1"/>
     <w:pPr>
       <w:keepNext/>
       <w:keepLines/>
@@ -682,7 +867,7 @@
     <w:semiHidden/>
     <w:unhideWhenUsed/>
     <w:qFormat/>
-    <w:rsid w:val="00B91CD5"/>
+    <w:rsid w:val="00E376E1"/>
     <w:pPr>
       <w:keepNext/>
       <w:keepLines/>
@@ -697,7 +882,6 @@
   <w:style w:type="character" w:default="1" w:styleId="DefaultParagraphFont">
     <w:name w:val="Default Paragraph Font"/>
     <w:uiPriority w:val="1"/>
-    <w:semiHidden/>
     <w:unhideWhenUsed/>
   </w:style>
   <w:style w:type="table" w:default="1" w:styleId="TableNormal">
@@ -726,7 +910,7 @@
     <w:basedOn w:val="DefaultParagraphFont"/>
     <w:link w:val="Heading1"/>
     <w:uiPriority w:val="9"/>
-    <w:rsid w:val="00B91CD5"/>
+    <w:rsid w:val="00E376E1"/>
     <w:rPr>
       <w:rFonts w:asciiTheme="majorHAnsi" w:eastAsiaTheme="majorEastAsia" w:hAnsiTheme="majorHAnsi" w:cstheme="majorBidi"/>
       <w:color w:val="2F5496" w:themeColor="accent1" w:themeShade="BF"/>
@@ -740,7 +924,7 @@
     <w:link w:val="Heading2"/>
     <w:uiPriority w:val="9"/>
     <w:semiHidden/>
-    <w:rsid w:val="00B91CD5"/>
+    <w:rsid w:val="00E376E1"/>
     <w:rPr>
       <w:rFonts w:asciiTheme="majorHAnsi" w:eastAsiaTheme="majorEastAsia" w:hAnsiTheme="majorHAnsi" w:cstheme="majorBidi"/>
       <w:color w:val="2F5496" w:themeColor="accent1" w:themeShade="BF"/>
@@ -753,8 +937,7 @@
     <w:basedOn w:val="DefaultParagraphFont"/>
     <w:link w:val="Heading3"/>
     <w:uiPriority w:val="9"/>
-    <w:semiHidden/>
-    <w:rsid w:val="00B91CD5"/>
+    <w:rsid w:val="00E376E1"/>
     <w:rPr>
       <w:rFonts w:eastAsiaTheme="majorEastAsia" w:cstheme="majorBidi"/>
       <w:color w:val="2F5496" w:themeColor="accent1" w:themeShade="BF"/>
@@ -768,7 +951,7 @@
     <w:link w:val="Heading4"/>
     <w:uiPriority w:val="9"/>
     <w:semiHidden/>
-    <w:rsid w:val="00B91CD5"/>
+    <w:rsid w:val="00E376E1"/>
     <w:rPr>
       <w:rFonts w:eastAsiaTheme="majorEastAsia" w:cstheme="majorBidi"/>
       <w:i/>
@@ -782,7 +965,7 @@
     <w:link w:val="Heading5"/>
     <w:uiPriority w:val="9"/>
     <w:semiHidden/>
-    <w:rsid w:val="00B91CD5"/>
+    <w:rsid w:val="00E376E1"/>
     <w:rPr>
       <w:rFonts w:eastAsiaTheme="majorEastAsia" w:cstheme="majorBidi"/>
       <w:color w:val="2F5496" w:themeColor="accent1" w:themeShade="BF"/>
@@ -794,7 +977,7 @@
     <w:link w:val="Heading6"/>
     <w:uiPriority w:val="9"/>
     <w:semiHidden/>
-    <w:rsid w:val="00B91CD5"/>
+    <w:rsid w:val="00E376E1"/>
     <w:rPr>
       <w:rFonts w:eastAsiaTheme="majorEastAsia" w:cstheme="majorBidi"/>
       <w:i/>
@@ -808,7 +991,7 @@
     <w:link w:val="Heading7"/>
     <w:uiPriority w:val="9"/>
     <w:semiHidden/>
-    <w:rsid w:val="00B91CD5"/>
+    <w:rsid w:val="00E376E1"/>
     <w:rPr>
       <w:rFonts w:eastAsiaTheme="majorEastAsia" w:cstheme="majorBidi"/>
       <w:color w:val="595959" w:themeColor="text1" w:themeTint="A6"/>
@@ -820,7 +1003,7 @@
     <w:link w:val="Heading8"/>
     <w:uiPriority w:val="9"/>
     <w:semiHidden/>
-    <w:rsid w:val="00B91CD5"/>
+    <w:rsid w:val="00E376E1"/>
     <w:rPr>
       <w:rFonts w:eastAsiaTheme="majorEastAsia" w:cstheme="majorBidi"/>
       <w:i/>
@@ -834,7 +1017,7 @@
     <w:link w:val="Heading9"/>
     <w:uiPriority w:val="9"/>
     <w:semiHidden/>
-    <w:rsid w:val="00B91CD5"/>
+    <w:rsid w:val="00E376E1"/>
     <w:rPr>
       <w:rFonts w:eastAsiaTheme="majorEastAsia" w:cstheme="majorBidi"/>
       <w:color w:val="272727" w:themeColor="text1" w:themeTint="D8"/>
@@ -847,7 +1030,7 @@
     <w:link w:val="TitleChar"/>
     <w:uiPriority w:val="10"/>
     <w:qFormat/>
-    <w:rsid w:val="00B91CD5"/>
+    <w:rsid w:val="00E376E1"/>
     <w:pPr>
       <w:spacing w:after="80" w:line="240" w:lineRule="auto"/>
       <w:contextualSpacing/>
@@ -865,7 +1048,7 @@
     <w:basedOn w:val="DefaultParagraphFont"/>
     <w:link w:val="Title"/>
     <w:uiPriority w:val="10"/>
-    <w:rsid w:val="00B91CD5"/>
+    <w:rsid w:val="00E376E1"/>
     <w:rPr>
       <w:rFonts w:asciiTheme="majorHAnsi" w:eastAsiaTheme="majorEastAsia" w:hAnsiTheme="majorHAnsi" w:cstheme="majorBidi"/>
       <w:spacing w:val="-10"/>
@@ -881,7 +1064,7 @@
     <w:link w:val="SubtitleChar"/>
     <w:uiPriority w:val="11"/>
     <w:qFormat/>
-    <w:rsid w:val="00B91CD5"/>
+    <w:rsid w:val="00E376E1"/>
     <w:pPr>
       <w:numPr>
         <w:ilvl w:val="1"/>
@@ -900,7 +1083,7 @@
     <w:basedOn w:val="DefaultParagraphFont"/>
     <w:link w:val="Subtitle"/>
     <w:uiPriority w:val="11"/>
-    <w:rsid w:val="00B91CD5"/>
+    <w:rsid w:val="00E376E1"/>
     <w:rPr>
       <w:rFonts w:eastAsiaTheme="majorEastAsia" w:cstheme="majorBidi"/>
       <w:color w:val="595959" w:themeColor="text1" w:themeTint="A6"/>
@@ -916,7 +1099,7 @@
     <w:link w:val="QuoteChar"/>
     <w:uiPriority w:val="29"/>
     <w:qFormat/>
-    <w:rsid w:val="00B91CD5"/>
+    <w:rsid w:val="00E376E1"/>
     <w:pPr>
       <w:spacing w:before="160"/>
       <w:jc w:val="center"/>
@@ -932,7 +1115,7 @@
     <w:basedOn w:val="DefaultParagraphFont"/>
     <w:link w:val="Quote"/>
     <w:uiPriority w:val="29"/>
-    <w:rsid w:val="00B91CD5"/>
+    <w:rsid w:val="00E376E1"/>
     <w:rPr>
       <w:i/>
       <w:iCs/>
@@ -944,7 +1127,7 @@
     <w:basedOn w:val="Normal"/>
     <w:uiPriority w:val="34"/>
     <w:qFormat/>
-    <w:rsid w:val="00B91CD5"/>
+    <w:rsid w:val="00E376E1"/>
     <w:pPr>
       <w:ind w:left="720"/>
       <w:contextualSpacing/>
@@ -955,7 +1138,7 @@
     <w:basedOn w:val="DefaultParagraphFont"/>
     <w:uiPriority w:val="21"/>
     <w:qFormat/>
-    <w:rsid w:val="00B91CD5"/>
+    <w:rsid w:val="00E376E1"/>
     <w:rPr>
       <w:i/>
       <w:iCs/>
@@ -969,7 +1152,7 @@
     <w:link w:val="IntenseQuoteChar"/>
     <w:uiPriority w:val="30"/>
     <w:qFormat/>
-    <w:rsid w:val="00B91CD5"/>
+    <w:rsid w:val="00E376E1"/>
     <w:pPr>
       <w:pBdr>
         <w:top w:val="single" w:sz="4" w:space="10" w:color="2F5496" w:themeColor="accent1" w:themeShade="BF"/>
@@ -990,7 +1173,7 @@
     <w:basedOn w:val="DefaultParagraphFont"/>
     <w:link w:val="IntenseQuote"/>
     <w:uiPriority w:val="30"/>
-    <w:rsid w:val="00B91CD5"/>
+    <w:rsid w:val="00E376E1"/>
     <w:rPr>
       <w:i/>
       <w:iCs/>
@@ -1002,7 +1185,7 @@
     <w:basedOn w:val="DefaultParagraphFont"/>
     <w:uiPriority w:val="32"/>
     <w:qFormat/>
-    <w:rsid w:val="00B91CD5"/>
+    <w:rsid w:val="00E376E1"/>
     <w:rPr>
       <w:b/>
       <w:bCs/>

--- a/day 10.docx
+++ b/day 10.docx
@@ -4,11 +4,6 @@
   <w:body>
     <w:p>
       <w:pPr>
-        <w:pStyle w:val="ListParagraph"/>
-        <w:numPr>
-          <w:ilvl w:val="0"/>
-          <w:numId w:val="1"/>
-        </w:numPr>
         <w:rPr>
           <w:b/>
           <w:bCs/>
@@ -19,7 +14,27 @@
           <w:b/>
           <w:bCs/>
         </w:rPr>
-        <w:t>Why should we hire you when there are candidates more skilled than you?</w:t>
+        <w:t>1. If we reject you today, what will you do tomorrow?</w:t>
+      </w:r>
+    </w:p>
+    <w:p>
+      <w:r>
+        <w:rPr>
+          <w:b/>
+          <w:bCs/>
+        </w:rPr>
+        <w:t>Answer:</w:t>
+      </w:r>
+      <w:r>
+        <w:br/>
+        <w:t>If I am rejected, I will definitely feel disappointed, but I will not stop. I will try to understand where I went wrong and improve those areas. I will continue learning and applying for opportunities. I believe rejection is a part of the learning process. I will take it as feedback rather than failure. My goal is to keep improving until I get the right opportunity.</w:t>
+      </w:r>
+    </w:p>
+    <w:p>
+      <w:r>
+        <w:pict w14:anchorId="2AD8A7BE">
+          <v:rect id="_x0000_i1037" style="width:0;height:1.5pt" o:hralign="center" o:hrstd="t" o:hr="t" fillcolor="#a0a0a0" stroked="f"/>
+        </w:pict>
       </w:r>
     </w:p>
     <w:p>
@@ -34,77 +49,27 @@
           <w:b/>
           <w:bCs/>
         </w:rPr>
-        <w:t>Ans--&gt;</w:t>
+        <w:t>2. Tell me something about yourself that is not on your resume.</w:t>
       </w:r>
     </w:p>
     <w:p>
-      <w:r>
-        <w:t>I understand that there may be candidates who have more technical experience than me.</w:t>
-      </w:r>
-      <w:r>
-        <w:br/>
-        <w:t>But I believe I can bring a strong learning attitude and a positive approach to the team.</w:t>
-      </w:r>
-      <w:r>
-        <w:br/>
-        <w:t>As a fresher, I am open to learning new technologies and processes.</w:t>
-      </w:r>
-      <w:r>
-        <w:br/>
-        <w:t>I don't hesitate to ask questions when I don't understand something.</w:t>
-      </w:r>
-      <w:r>
-        <w:br/>
-        <w:t>I also take responsibility for the work assigned to me.</w:t>
-      </w:r>
-      <w:r>
-        <w:br/>
-        <w:t>During my academic projects, I learned how to work with teammates and complete tasks within deadlines.</w:t>
-      </w:r>
-      <w:r>
-        <w:br/>
-        <w:t>I believe technical skills can improve with proper training and practice.</w:t>
-      </w:r>
-      <w:r>
-        <w:br/>
-        <w:t>What is important is the willingness to learn and improve continuously.</w:t>
-      </w:r>
-      <w:r>
-        <w:br/>
-        <w:t>I am comfortable receiving feedback and working on my mistakes.</w:t>
-      </w:r>
-      <w:r>
-        <w:br/>
-        <w:t>I can adapt to a new environment quickly.</w:t>
-      </w:r>
-      <w:r>
-        <w:br/>
-        <w:t>I will also make sure that my work contributes to the team's goals.</w:t>
-      </w:r>
-      <w:r>
-        <w:br/>
-        <w:t>So, although I may be a fresher, I believe I can become a valuable employee with the right opportunity.</w:t>
-      </w:r>
-    </w:p>
-    <w:p/>
-    <w:p>
-      <w:pPr>
-        <w:pStyle w:val="ListParagraph"/>
-        <w:numPr>
-          <w:ilvl w:val="0"/>
-          <w:numId w:val="1"/>
-        </w:numPr>
-        <w:rPr>
-          <w:b/>
-          <w:bCs/>
-        </w:rPr>
-      </w:pPr>
       <w:r>
         <w:rPr>
           <w:b/>
           <w:bCs/>
         </w:rPr>
-        <w:t>Tell me one reason why we should NOT hire you.</w:t>
+        <w:t>Answer:</w:t>
+      </w:r>
+      <w:r>
+        <w:br/>
+        <w:t>One thing that may not be clearly mentioned on my resume is that I like learning things by actually doing them. When I learn a new concept, I prefer practicing it through small tasks or projects. I also like taking responsibility when I work in a team. I believe this helps me understand my strengths and improve my confidence. This practical approach has helped me during my college projects and learning journey.</w:t>
+      </w:r>
+    </w:p>
+    <w:p>
+      <w:r>
+        <w:pict w14:anchorId="54A7E669">
+          <v:rect id="_x0000_i1038" style="width:0;height:1.5pt" o:hralign="center" o:hrstd="t" o:hr="t" fillcolor="#a0a0a0" stroked="f"/>
+        </w:pict>
       </w:r>
     </w:p>
     <w:p>
@@ -119,59 +84,22 @@
           <w:b/>
           <w:bCs/>
         </w:rPr>
-        <w:t>Ans--&gt;</w:t>
+        <w:t>3. What would you do if you disagreed with your manager?</w:t>
       </w:r>
     </w:p>
     <w:p>
       <w:r>
-        <w:t>One reason could be that I am a fresher and I don't have extensive industry experience yet.</w:t>
+        <w:rPr>
+          <w:b/>
+          <w:bCs/>
+        </w:rPr>
+        <w:t>Answer:</w:t>
       </w:r>
       <w:r>
         <w:br/>
-        <w:t>I may need some time to understand the company's processes and working environment.</w:t>
-      </w:r>
-      <w:r>
-        <w:br/>
-        <w:t>However, I don't consider this a permanent limitation.</w:t>
-      </w:r>
-      <w:r>
-        <w:br/>
-        <w:t>I am willing to learn from experienced people around me.</w:t>
-      </w:r>
-      <w:r>
-        <w:br/>
-        <w:t>I am comfortable starting with basic responsibilities and gradually taking on more.</w:t>
-      </w:r>
-      <w:r>
-        <w:br/>
-        <w:t>Whenever I face something new, I try to understand it instead of avoiding it.</w:t>
-      </w:r>
-      <w:r>
-        <w:br/>
-        <w:t>I also believe that being a fresher gives me the advantage of being adaptable.</w:t>
-      </w:r>
-      <w:r>
-        <w:br/>
-        <w:t>I don't have fixed habits from previous companies.</w:t>
-      </w:r>
-      <w:r>
-        <w:br/>
-        <w:t>I can learn the organization's way of working from the beginning.</w:t>
-      </w:r>
-      <w:r>
-        <w:br/>
-        <w:t>I take feedback seriously and use it to improve myself.</w:t>
-      </w:r>
-      <w:r>
-        <w:br/>
-        <w:t>So, while my lack of experience may be a weakness today,</w:t>
-      </w:r>
-      <w:r>
-        <w:br/>
-        <w:t>I believe consistent learning can turn it into a strength.</w:t>
+        <w:t>First, I would try to understand my manager's point of view. If I still have a different opinion, I would explain my thoughts politely with proper reasons. I would not argue or take it personally. If the manager still decides differently, I would respect the decision and work according to it. For me, teamwork and professionalism are more important than proving that my opinion is right.</w:t>
       </w:r>
     </w:p>
-    <w:p/>
     <w:p/>
     <w:sectPr>
       <w:pgSz w:w="12240" w:h="15840"/>
@@ -181,103 +109,6 @@
     </w:sectPr>
   </w:body>
 </w:document>
-</file>
-
-<file path=word/numbering.xml><?xml version="1.0" encoding="utf-8"?>
-<w:numbering xmlns:wpc="http://schemas.microsoft.com/office/word/2010/wordprocessingCanvas" xmlns:cx="http://schemas.microsoft.com/office/drawing/2014/chartex" xmlns:cx1="http://schemas.microsoft.com/office/drawing/2015/9/8/chartex" xmlns:cx2="http://schemas.microsoft.com/office/drawing/2015/10/21/chartex" xmlns:cx3="http://schemas.microsoft.com/office/drawing/2016/5/9/chartex" xmlns:cx4="http://schemas.microsoft.com/office/drawing/2016/5/10/chartex" xmlns:cx5="http://schemas.microsoft.com/office/drawing/2016/5/11/chartex" xmlns:cx6="http://schemas.microsoft.com/office/drawing/2016/5/12/chartex" xmlns:cx7="http://schemas.microsoft.com/office/drawing/2016/5/13/chartex" xmlns:cx8="http://schemas.microsoft.com/office/drawing/2016/5/14/chartex" xmlns:mc="http://schemas.openxmlformats.org/markup-compatibility/2006" xmlns:aink="http://schemas.microsoft.com/office/drawing/2016/ink" xmlns:am3d="http://schemas.microsoft.com/office/drawing/2017/model3d" xmlns:o="urn:schemas-microsoft-com:office:office" xmlns:oel="http://schemas.microsoft.com/office/2019/extlst" xmlns:r="http://schemas.openxmlformats.org/officeDocument/2006/relationships" xmlns:m="http://schemas.openxmlformats.org/officeDocument/2006/math" xmlns:v="urn:schemas-microsoft-com:vml" xmlns:wp14="http://schemas.microsoft.com/office/word/2010/wordprocessingDrawing" xmlns:wp="http://schemas.openxmlformats.org/drawingml/2006/wordprocessingDrawing" xmlns:w10="urn:schemas-microsoft-com:office:word" xmlns:w="http://schemas.openxmlformats.org/wordprocessingml/2006/main" xmlns:w14="http://schemas.microsoft.com/office/word/2010/wordml" xmlns:w15="http://schemas.microsoft.com/office/word/2012/wordml" xmlns:w16cex="http://schemas.microsoft.com/office/word/2018/wordml/cex" xmlns:w16cid="http://schemas.microsoft.com/office/word/2016/wordml/cid" xmlns:w16="http://schemas.microsoft.com/office/word/2018/wordml" xmlns:w16du="http://schemas.microsoft.com/office/word/2023/wordml/word16du" xmlns:w16sdtdh="http://schemas.microsoft.com/office/word/2020/wordml/sdtdatahash" xmlns:w16sdtfl="http://schemas.microsoft.com/office/word/2024/wordml/sdtformatlock" xmlns:w16se="http://schemas.microsoft.com/office/word/2015/wordml/symex" xmlns:wpg="http://schemas.microsoft.com/office/word/2010/wordprocessingGroup" xmlns:wpi="http://schemas.microsoft.com/office/word/2010/wordprocessingInk" xmlns:wne="http://schemas.microsoft.com/office/word/2006/wordml" xmlns:wps="http://schemas.microsoft.com/office/word/2010/wordprocessingShape" mc:Ignorable="w14 w15 w16se w16cid w16 w16cex w16sdtdh w16sdtfl w16du wp14">
-  <w:abstractNum w:abstractNumId="0" w15:restartNumberingAfterBreak="0">
-    <w:nsid w:val="15A20D44"/>
-    <w:multiLevelType w:val="hybridMultilevel"/>
-    <w:tmpl w:val="1BCE1BA6"/>
-    <w:lvl w:ilvl="0" w:tplc="0409000F">
-      <w:start w:val="1"/>
-      <w:numFmt w:val="decimal"/>
-      <w:lvlText w:val="%1."/>
-      <w:lvlJc w:val="left"/>
-      <w:pPr>
-        <w:ind w:left="720" w:hanging="360"/>
-      </w:pPr>
-      <w:rPr>
-        <w:rFonts w:hint="default"/>
-      </w:rPr>
-    </w:lvl>
-    <w:lvl w:ilvl="1" w:tplc="04090019" w:tentative="1">
-      <w:start w:val="1"/>
-      <w:numFmt w:val="lowerLetter"/>
-      <w:lvlText w:val="%2."/>
-      <w:lvlJc w:val="left"/>
-      <w:pPr>
-        <w:ind w:left="1440" w:hanging="360"/>
-      </w:pPr>
-    </w:lvl>
-    <w:lvl w:ilvl="2" w:tplc="0409001B" w:tentative="1">
-      <w:start w:val="1"/>
-      <w:numFmt w:val="lowerRoman"/>
-      <w:lvlText w:val="%3."/>
-      <w:lvlJc w:val="right"/>
-      <w:pPr>
-        <w:ind w:left="2160" w:hanging="180"/>
-      </w:pPr>
-    </w:lvl>
-    <w:lvl w:ilvl="3" w:tplc="0409000F" w:tentative="1">
-      <w:start w:val="1"/>
-      <w:numFmt w:val="decimal"/>
-      <w:lvlText w:val="%4."/>
-      <w:lvlJc w:val="left"/>
-      <w:pPr>
-        <w:ind w:left="2880" w:hanging="360"/>
-      </w:pPr>
-    </w:lvl>
-    <w:lvl w:ilvl="4" w:tplc="04090019" w:tentative="1">
-      <w:start w:val="1"/>
-      <w:numFmt w:val="lowerLetter"/>
-      <w:lvlText w:val="%5."/>
-      <w:lvlJc w:val="left"/>
-      <w:pPr>
-        <w:ind w:left="3600" w:hanging="360"/>
-      </w:pPr>
-    </w:lvl>
-    <w:lvl w:ilvl="5" w:tplc="0409001B" w:tentative="1">
-      <w:start w:val="1"/>
-      <w:numFmt w:val="lowerRoman"/>
-      <w:lvlText w:val="%6."/>
-      <w:lvlJc w:val="right"/>
-      <w:pPr>
-        <w:ind w:left="4320" w:hanging="180"/>
-      </w:pPr>
-    </w:lvl>
-    <w:lvl w:ilvl="6" w:tplc="0409000F" w:tentative="1">
-      <w:start w:val="1"/>
-      <w:numFmt w:val="decimal"/>
-      <w:lvlText w:val="%7."/>
-      <w:lvlJc w:val="left"/>
-      <w:pPr>
-        <w:ind w:left="5040" w:hanging="360"/>
-      </w:pPr>
-    </w:lvl>
-    <w:lvl w:ilvl="7" w:tplc="04090019" w:tentative="1">
-      <w:start w:val="1"/>
-      <w:numFmt w:val="lowerLetter"/>
-      <w:lvlText w:val="%8."/>
-      <w:lvlJc w:val="left"/>
-      <w:pPr>
-        <w:ind w:left="5760" w:hanging="360"/>
-      </w:pPr>
-    </w:lvl>
-    <w:lvl w:ilvl="8" w:tplc="0409001B" w:tentative="1">
-      <w:start w:val="1"/>
-      <w:numFmt w:val="lowerRoman"/>
-      <w:lvlText w:val="%9."/>
-      <w:lvlJc w:val="right"/>
-      <w:pPr>
-        <w:ind w:left="6480" w:hanging="180"/>
-      </w:pPr>
-    </w:lvl>
-  </w:abstractNum>
-  <w:num w:numId="1" w16cid:durableId="302739206">
-    <w:abstractNumId w:val="0"/>
-  </w:num>
-</w:numbering>
 </file>
 
 <file path=word/styles.xml><?xml version="1.0" encoding="utf-8"?>
@@ -688,7 +519,7 @@
     <w:link w:val="Heading1Char"/>
     <w:uiPriority w:val="9"/>
     <w:qFormat/>
-    <w:rsid w:val="00E376E1"/>
+    <w:rsid w:val="002535CF"/>
     <w:pPr>
       <w:keepNext/>
       <w:keepLines/>
@@ -711,7 +542,7 @@
     <w:semiHidden/>
     <w:unhideWhenUsed/>
     <w:qFormat/>
-    <w:rsid w:val="00E376E1"/>
+    <w:rsid w:val="002535CF"/>
     <w:pPr>
       <w:keepNext/>
       <w:keepLines/>
@@ -731,9 +562,10 @@
     <w:next w:val="Normal"/>
     <w:link w:val="Heading3Char"/>
     <w:uiPriority w:val="9"/>
+    <w:semiHidden/>
     <w:unhideWhenUsed/>
     <w:qFormat/>
-    <w:rsid w:val="00E376E1"/>
+    <w:rsid w:val="002535CF"/>
     <w:pPr>
       <w:keepNext/>
       <w:keepLines/>
@@ -756,7 +588,7 @@
     <w:semiHidden/>
     <w:unhideWhenUsed/>
     <w:qFormat/>
-    <w:rsid w:val="00E376E1"/>
+    <w:rsid w:val="002535CF"/>
     <w:pPr>
       <w:keepNext/>
       <w:keepLines/>
@@ -779,7 +611,7 @@
     <w:semiHidden/>
     <w:unhideWhenUsed/>
     <w:qFormat/>
-    <w:rsid w:val="00E376E1"/>
+    <w:rsid w:val="002535CF"/>
     <w:pPr>
       <w:keepNext/>
       <w:keepLines/>
@@ -800,7 +632,7 @@
     <w:semiHidden/>
     <w:unhideWhenUsed/>
     <w:qFormat/>
-    <w:rsid w:val="00E376E1"/>
+    <w:rsid w:val="002535CF"/>
     <w:pPr>
       <w:keepNext/>
       <w:keepLines/>
@@ -823,7 +655,7 @@
     <w:semiHidden/>
     <w:unhideWhenUsed/>
     <w:qFormat/>
-    <w:rsid w:val="00E376E1"/>
+    <w:rsid w:val="002535CF"/>
     <w:pPr>
       <w:keepNext/>
       <w:keepLines/>
@@ -844,7 +676,7 @@
     <w:semiHidden/>
     <w:unhideWhenUsed/>
     <w:qFormat/>
-    <w:rsid w:val="00E376E1"/>
+    <w:rsid w:val="002535CF"/>
     <w:pPr>
       <w:keepNext/>
       <w:keepLines/>
@@ -867,7 +699,7 @@
     <w:semiHidden/>
     <w:unhideWhenUsed/>
     <w:qFormat/>
-    <w:rsid w:val="00E376E1"/>
+    <w:rsid w:val="002535CF"/>
     <w:pPr>
       <w:keepNext/>
       <w:keepLines/>
@@ -910,7 +742,7 @@
     <w:basedOn w:val="DefaultParagraphFont"/>
     <w:link w:val="Heading1"/>
     <w:uiPriority w:val="9"/>
-    <w:rsid w:val="00E376E1"/>
+    <w:rsid w:val="002535CF"/>
     <w:rPr>
       <w:rFonts w:asciiTheme="majorHAnsi" w:eastAsiaTheme="majorEastAsia" w:hAnsiTheme="majorHAnsi" w:cstheme="majorBidi"/>
       <w:color w:val="2F5496" w:themeColor="accent1" w:themeShade="BF"/>
@@ -924,7 +756,7 @@
     <w:link w:val="Heading2"/>
     <w:uiPriority w:val="9"/>
     <w:semiHidden/>
-    <w:rsid w:val="00E376E1"/>
+    <w:rsid w:val="002535CF"/>
     <w:rPr>
       <w:rFonts w:asciiTheme="majorHAnsi" w:eastAsiaTheme="majorEastAsia" w:hAnsiTheme="majorHAnsi" w:cstheme="majorBidi"/>
       <w:color w:val="2F5496" w:themeColor="accent1" w:themeShade="BF"/>
@@ -937,7 +769,8 @@
     <w:basedOn w:val="DefaultParagraphFont"/>
     <w:link w:val="Heading3"/>
     <w:uiPriority w:val="9"/>
-    <w:rsid w:val="00E376E1"/>
+    <w:semiHidden/>
+    <w:rsid w:val="002535CF"/>
     <w:rPr>
       <w:rFonts w:eastAsiaTheme="majorEastAsia" w:cstheme="majorBidi"/>
       <w:color w:val="2F5496" w:themeColor="accent1" w:themeShade="BF"/>
@@ -951,7 +784,7 @@
     <w:link w:val="Heading4"/>
     <w:uiPriority w:val="9"/>
     <w:semiHidden/>
-    <w:rsid w:val="00E376E1"/>
+    <w:rsid w:val="002535CF"/>
     <w:rPr>
       <w:rFonts w:eastAsiaTheme="majorEastAsia" w:cstheme="majorBidi"/>
       <w:i/>
@@ -965,7 +798,7 @@
     <w:link w:val="Heading5"/>
     <w:uiPriority w:val="9"/>
     <w:semiHidden/>
-    <w:rsid w:val="00E376E1"/>
+    <w:rsid w:val="002535CF"/>
     <w:rPr>
       <w:rFonts w:eastAsiaTheme="majorEastAsia" w:cstheme="majorBidi"/>
       <w:color w:val="2F5496" w:themeColor="accent1" w:themeShade="BF"/>
@@ -977,7 +810,7 @@
     <w:link w:val="Heading6"/>
     <w:uiPriority w:val="9"/>
     <w:semiHidden/>
-    <w:rsid w:val="00E376E1"/>
+    <w:rsid w:val="002535CF"/>
     <w:rPr>
       <w:rFonts w:eastAsiaTheme="majorEastAsia" w:cstheme="majorBidi"/>
       <w:i/>
@@ -991,7 +824,7 @@
     <w:link w:val="Heading7"/>
     <w:uiPriority w:val="9"/>
     <w:semiHidden/>
-    <w:rsid w:val="00E376E1"/>
+    <w:rsid w:val="002535CF"/>
     <w:rPr>
       <w:rFonts w:eastAsiaTheme="majorEastAsia" w:cstheme="majorBidi"/>
       <w:color w:val="595959" w:themeColor="text1" w:themeTint="A6"/>
@@ -1003,7 +836,7 @@
     <w:link w:val="Heading8"/>
     <w:uiPriority w:val="9"/>
     <w:semiHidden/>
-    <w:rsid w:val="00E376E1"/>
+    <w:rsid w:val="002535CF"/>
     <w:rPr>
       <w:rFonts w:eastAsiaTheme="majorEastAsia" w:cstheme="majorBidi"/>
       <w:i/>
@@ -1017,7 +850,7 @@
     <w:link w:val="Heading9"/>
     <w:uiPriority w:val="9"/>
     <w:semiHidden/>
-    <w:rsid w:val="00E376E1"/>
+    <w:rsid w:val="002535CF"/>
     <w:rPr>
       <w:rFonts w:eastAsiaTheme="majorEastAsia" w:cstheme="majorBidi"/>
       <w:color w:val="272727" w:themeColor="text1" w:themeTint="D8"/>
@@ -1030,7 +863,7 @@
     <w:link w:val="TitleChar"/>
     <w:uiPriority w:val="10"/>
     <w:qFormat/>
-    <w:rsid w:val="00E376E1"/>
+    <w:rsid w:val="002535CF"/>
     <w:pPr>
       <w:spacing w:after="80" w:line="240" w:lineRule="auto"/>
       <w:contextualSpacing/>
@@ -1048,7 +881,7 @@
     <w:basedOn w:val="DefaultParagraphFont"/>
     <w:link w:val="Title"/>
     <w:uiPriority w:val="10"/>
-    <w:rsid w:val="00E376E1"/>
+    <w:rsid w:val="002535CF"/>
     <w:rPr>
       <w:rFonts w:asciiTheme="majorHAnsi" w:eastAsiaTheme="majorEastAsia" w:hAnsiTheme="majorHAnsi" w:cstheme="majorBidi"/>
       <w:spacing w:val="-10"/>
@@ -1064,7 +897,7 @@
     <w:link w:val="SubtitleChar"/>
     <w:uiPriority w:val="11"/>
     <w:qFormat/>
-    <w:rsid w:val="00E376E1"/>
+    <w:rsid w:val="002535CF"/>
     <w:pPr>
       <w:numPr>
         <w:ilvl w:val="1"/>
@@ -1083,7 +916,7 @@
     <w:basedOn w:val="DefaultParagraphFont"/>
     <w:link w:val="Subtitle"/>
     <w:uiPriority w:val="11"/>
-    <w:rsid w:val="00E376E1"/>
+    <w:rsid w:val="002535CF"/>
     <w:rPr>
       <w:rFonts w:eastAsiaTheme="majorEastAsia" w:cstheme="majorBidi"/>
       <w:color w:val="595959" w:themeColor="text1" w:themeTint="A6"/>
@@ -1099,7 +932,7 @@
     <w:link w:val="QuoteChar"/>
     <w:uiPriority w:val="29"/>
     <w:qFormat/>
-    <w:rsid w:val="00E376E1"/>
+    <w:rsid w:val="002535CF"/>
     <w:pPr>
       <w:spacing w:before="160"/>
       <w:jc w:val="center"/>
@@ -1115,7 +948,7 @@
     <w:basedOn w:val="DefaultParagraphFont"/>
     <w:link w:val="Quote"/>
     <w:uiPriority w:val="29"/>
-    <w:rsid w:val="00E376E1"/>
+    <w:rsid w:val="002535CF"/>
     <w:rPr>
       <w:i/>
       <w:iCs/>
@@ -1127,7 +960,7 @@
     <w:basedOn w:val="Normal"/>
     <w:uiPriority w:val="34"/>
     <w:qFormat/>
-    <w:rsid w:val="00E376E1"/>
+    <w:rsid w:val="002535CF"/>
     <w:pPr>
       <w:ind w:left="720"/>
       <w:contextualSpacing/>
@@ -1138,7 +971,7 @@
     <w:basedOn w:val="DefaultParagraphFont"/>
     <w:uiPriority w:val="21"/>
     <w:qFormat/>
-    <w:rsid w:val="00E376E1"/>
+    <w:rsid w:val="002535CF"/>
     <w:rPr>
       <w:i/>
       <w:iCs/>
@@ -1152,7 +985,7 @@
     <w:link w:val="IntenseQuoteChar"/>
     <w:uiPriority w:val="30"/>
     <w:qFormat/>
-    <w:rsid w:val="00E376E1"/>
+    <w:rsid w:val="002535CF"/>
     <w:pPr>
       <w:pBdr>
         <w:top w:val="single" w:sz="4" w:space="10" w:color="2F5496" w:themeColor="accent1" w:themeShade="BF"/>
@@ -1173,7 +1006,7 @@
     <w:basedOn w:val="DefaultParagraphFont"/>
     <w:link w:val="IntenseQuote"/>
     <w:uiPriority w:val="30"/>
-    <w:rsid w:val="00E376E1"/>
+    <w:rsid w:val="002535CF"/>
     <w:rPr>
       <w:i/>
       <w:iCs/>
@@ -1185,7 +1018,7 @@
     <w:basedOn w:val="DefaultParagraphFont"/>
     <w:uiPriority w:val="32"/>
     <w:qFormat/>
-    <w:rsid w:val="00E376E1"/>
+    <w:rsid w:val="002535CF"/>
     <w:rPr>
       <w:b/>
       <w:bCs/>
